--- a/Основы алгоритмизации и программирования/массивы теория.docx
+++ b/Основы алгоритмизации и программирования/массивы теория.docx
@@ -2,6 +2,645 @@
 <file path=word/document.xml><?xml version="1.0" encoding="utf-8"?>
 <w:document xmlns:ve="http://schemas.openxmlformats.org/markup-compatibility/2006" xmlns:o="urn:schemas-microsoft-com:office:office" xmlns:r="http://schemas.openxmlformats.org/officeDocument/2006/relationships" xmlns:m="http://schemas.openxmlformats.org/officeDocument/2006/math" xmlns:v="urn:schemas-microsoft-com:vml" xmlns:wp="http://schemas.openxmlformats.org/drawingml/2006/wordprocessingDrawing" xmlns:w10="urn:schemas-microsoft-com:office:word" xmlns:w="http://schemas.openxmlformats.org/wordprocessingml/2006/main" xmlns:wne="http://schemas.microsoft.com/office/word/2006/wordml">
   <w:body>
+    <w:tbl>
+      <w:tblPr>
+        <w:tblpPr w:leftFromText="180" w:rightFromText="180" w:vertAnchor="text" w:horzAnchor="margin" w:tblpY="-575"/>
+        <w:tblW w:w="5109" w:type="pct"/>
+        <w:tblLook w:val="04A0"/>
+      </w:tblPr>
+      <w:tblGrid>
+        <w:gridCol w:w="2482"/>
+        <w:gridCol w:w="7298"/>
+      </w:tblGrid>
+      <w:tr>
+        <w:trPr>
+          <w:trHeight w:val="2112"/>
+        </w:trPr>
+        <w:tc>
+          <w:tcPr>
+            <w:tcW w:w="1269" w:type="pct"/>
+            <w:vMerge w:val="restart"/>
+            <w:hideMark/>
+          </w:tcPr>
+          <w:p>
+            <w:pPr>
+              <w:spacing w:after="160"/>
+              <w:rPr>
+                <w:rFonts w:ascii="Times New Roman" w:hAnsi="Times New Roman"/>
+                <w:kern w:val="2"/>
+                <w:sz w:val="28"/>
+                <w:szCs w:val="24"/>
+              </w:rPr>
+            </w:pPr>
+            <w:r>
+              <w:rPr>
+                <w:rFonts w:ascii="Times New Roman" w:hAnsi="Times New Roman"/>
+                <w:noProof/>
+                <w:kern w:val="2"/>
+                <w:sz w:val="28"/>
+                <w:szCs w:val="24"/>
+                <w:lang w:eastAsia="ru-RU"/>
+              </w:rPr>
+              <w:drawing>
+                <wp:inline distT="0" distB="0" distL="0" distR="0">
+                  <wp:extent cx="1350010" cy="1542415"/>
+                  <wp:effectExtent l="0" t="0" r="2540" b="635"/>
+                  <wp:docPr id="1" name="Рисунок 1"/>
+                  <wp:cNvGraphicFramePr>
+                    <a:graphicFrameLocks xmlns:a="http://schemas.openxmlformats.org/drawingml/2006/main" noChangeAspect="1"/>
+                  </wp:cNvGraphicFramePr>
+                  <a:graphic xmlns:a="http://schemas.openxmlformats.org/drawingml/2006/main">
+                    <a:graphicData uri="http://schemas.openxmlformats.org/drawingml/2006/picture">
+                      <pic:pic xmlns:pic="http://schemas.openxmlformats.org/drawingml/2006/picture">
+                        <pic:nvPicPr>
+                          <pic:cNvPr id="0" name="Рисунок 1"/>
+                          <pic:cNvPicPr>
+                            <a:picLocks noChangeAspect="1" noChangeArrowheads="1"/>
+                          </pic:cNvPicPr>
+                        </pic:nvPicPr>
+                        <pic:blipFill>
+                          <a:blip r:embed="rId4" cstate="print">
+                            <a:extLst>
+                              <a:ext uri="{28A0092B-C50C-407E-A947-70E740481C1C}">
+                                <a14:useLocalDpi xmlns:arto="http://schemas.microsoft.com/office/word/2006/arto" xmlns="" xmlns:wpc="http://schemas.microsoft.com/office/word/2010/wordprocessingCanvas" xmlns:mc="http://schemas.openxmlformats.org/markup-compatibility/2006" xmlns:o="urn:schemas-microsoft-com:office:office" xmlns:v="urn:schemas-microsoft-com:vml" xmlns:wp14="http://schemas.microsoft.com/office/word/2010/wordprocessingDrawing" xmlns:w10="urn:schemas-microsoft-com:office:word" xmlns:w="http://schemas.openxmlformats.org/wordprocessingml/2006/main" xmlns:w14="http://schemas.microsoft.com/office/word/2010/wordml" xmlns:wpg="http://schemas.microsoft.com/office/word/2010/wordprocessingGroup" xmlns:wpi="http://schemas.microsoft.com/office/word/2010/wordprocessingInk" xmlns:wps="http://schemas.microsoft.com/office/word/2010/wordprocessingShape" xmlns:a14="http://schemas.microsoft.com/office/drawing/2010/main" val="0"/>
+                              </a:ext>
+                            </a:extLst>
+                          </a:blip>
+                          <a:srcRect/>
+                          <a:stretch>
+                            <a:fillRect/>
+                          </a:stretch>
+                        </pic:blipFill>
+                        <pic:spPr bwMode="auto">
+                          <a:xfrm>
+                            <a:off x="0" y="0"/>
+                            <a:ext cx="1350010" cy="1542415"/>
+                          </a:xfrm>
+                          <a:prstGeom prst="rect">
+                            <a:avLst/>
+                          </a:prstGeom>
+                          <a:noFill/>
+                          <a:ln>
+                            <a:noFill/>
+                          </a:ln>
+                        </pic:spPr>
+                      </pic:pic>
+                    </a:graphicData>
+                  </a:graphic>
+                </wp:inline>
+              </w:drawing>
+            </w:r>
+          </w:p>
+        </w:tc>
+        <w:tc>
+          <w:tcPr>
+            <w:tcW w:w="3731" w:type="pct"/>
+          </w:tcPr>
+          <w:p>
+            <w:pPr>
+              <w:spacing w:after="160"/>
+              <w:rPr>
+                <w:rFonts w:ascii="Times New Roman" w:hAnsi="Times New Roman"/>
+                <w:b/>
+                <w:bCs/>
+                <w:kern w:val="2"/>
+                <w:sz w:val="28"/>
+                <w:szCs w:val="24"/>
+              </w:rPr>
+            </w:pPr>
+            <w:r>
+              <w:rPr>
+                <w:rFonts w:ascii="Times New Roman" w:hAnsi="Times New Roman"/>
+                <w:b/>
+                <w:bCs/>
+                <w:kern w:val="2"/>
+                <w:sz w:val="28"/>
+                <w:szCs w:val="24"/>
+              </w:rPr>
+              <w:t>ДЕПАРТАМЕНТ ОБРАЗОВАНИЯ И НАУКИ</w:t>
+            </w:r>
+          </w:p>
+          <w:p>
+            <w:pPr>
+              <w:spacing w:after="160"/>
+              <w:rPr>
+                <w:rFonts w:ascii="Times New Roman" w:hAnsi="Times New Roman"/>
+                <w:b/>
+                <w:bCs/>
+                <w:kern w:val="2"/>
+                <w:sz w:val="28"/>
+                <w:szCs w:val="24"/>
+              </w:rPr>
+            </w:pPr>
+            <w:r>
+              <w:rPr>
+                <w:rFonts w:ascii="Times New Roman" w:hAnsi="Times New Roman"/>
+                <w:b/>
+                <w:bCs/>
+                <w:kern w:val="2"/>
+                <w:sz w:val="28"/>
+                <w:szCs w:val="24"/>
+              </w:rPr>
+              <w:t>ГОРОДА МОСКВЫ</w:t>
+            </w:r>
+          </w:p>
+          <w:p>
+            <w:pPr>
+              <w:spacing w:after="160"/>
+              <w:rPr>
+                <w:rFonts w:ascii="Times New Roman" w:hAnsi="Times New Roman"/>
+                <w:b/>
+                <w:bCs/>
+                <w:kern w:val="2"/>
+                <w:sz w:val="28"/>
+                <w:szCs w:val="24"/>
+              </w:rPr>
+            </w:pPr>
+            <w:r>
+              <w:rPr>
+                <w:rFonts w:ascii="Times New Roman" w:hAnsi="Times New Roman"/>
+                <w:b/>
+                <w:bCs/>
+                <w:kern w:val="2"/>
+                <w:sz w:val="28"/>
+                <w:szCs w:val="24"/>
+              </w:rPr>
+              <w:t>Государственное бюджетное профессиональное</w:t>
+            </w:r>
+          </w:p>
+          <w:p>
+            <w:pPr>
+              <w:spacing w:after="160"/>
+              <w:rPr>
+                <w:rFonts w:ascii="Times New Roman" w:hAnsi="Times New Roman"/>
+                <w:b/>
+                <w:bCs/>
+                <w:kern w:val="2"/>
+                <w:sz w:val="28"/>
+                <w:szCs w:val="24"/>
+              </w:rPr>
+            </w:pPr>
+            <w:r>
+              <w:rPr>
+                <w:rFonts w:ascii="Times New Roman" w:hAnsi="Times New Roman"/>
+                <w:b/>
+                <w:bCs/>
+                <w:kern w:val="2"/>
+                <w:sz w:val="28"/>
+                <w:szCs w:val="24"/>
+              </w:rPr>
+              <w:t>образовательное учреждение города Москвы</w:t>
+            </w:r>
+          </w:p>
+          <w:p>
+            <w:pPr>
+              <w:spacing w:after="160"/>
+              <w:rPr>
+                <w:rFonts w:ascii="Times New Roman" w:hAnsi="Times New Roman"/>
+                <w:b/>
+                <w:bCs/>
+                <w:kern w:val="2"/>
+                <w:sz w:val="28"/>
+                <w:szCs w:val="24"/>
+              </w:rPr>
+            </w:pPr>
+            <w:r>
+              <w:rPr>
+                <w:rFonts w:ascii="Times New Roman" w:hAnsi="Times New Roman"/>
+                <w:b/>
+                <w:bCs/>
+                <w:kern w:val="2"/>
+                <w:sz w:val="28"/>
+                <w:szCs w:val="24"/>
+              </w:rPr>
+              <w:t>«Колледж малого бизнеса № 4»</w:t>
+            </w:r>
+          </w:p>
+          <w:p>
+            <w:pPr>
+              <w:spacing w:after="160"/>
+              <w:rPr>
+                <w:rFonts w:ascii="Times New Roman" w:hAnsi="Times New Roman"/>
+                <w:kern w:val="2"/>
+                <w:sz w:val="28"/>
+                <w:szCs w:val="24"/>
+              </w:rPr>
+            </w:pPr>
+            <w:r>
+              <w:rPr>
+                <w:rFonts w:ascii="Times New Roman" w:hAnsi="Times New Roman"/>
+                <w:kern w:val="2"/>
+                <w:sz w:val="28"/>
+                <w:szCs w:val="24"/>
+              </w:rPr>
+              <w:t>(ГБПОУ КМБ № 4)</w:t>
+            </w:r>
+          </w:p>
+          <w:p>
+            <w:pPr>
+              <w:spacing w:after="160"/>
+              <w:rPr>
+                <w:rFonts w:ascii="Times New Roman" w:hAnsi="Times New Roman"/>
+                <w:kern w:val="2"/>
+                <w:sz w:val="28"/>
+                <w:szCs w:val="24"/>
+              </w:rPr>
+            </w:pPr>
+          </w:p>
+        </w:tc>
+      </w:tr>
+      <w:tr>
+        <w:trPr>
+          <w:trHeight w:val="82"/>
+        </w:trPr>
+        <w:tc>
+          <w:tcPr>
+            <w:tcW w:w="0" w:type="auto"/>
+            <w:vMerge/>
+            <w:vAlign w:val="center"/>
+            <w:hideMark/>
+          </w:tcPr>
+          <w:p>
+            <w:pPr>
+              <w:spacing w:after="160"/>
+              <w:rPr>
+                <w:rFonts w:ascii="Times New Roman" w:hAnsi="Times New Roman"/>
+                <w:kern w:val="2"/>
+                <w:sz w:val="28"/>
+                <w:szCs w:val="24"/>
+              </w:rPr>
+            </w:pPr>
+          </w:p>
+        </w:tc>
+        <w:tc>
+          <w:tcPr>
+            <w:tcW w:w="3731" w:type="pct"/>
+            <w:vAlign w:val="bottom"/>
+          </w:tcPr>
+          <w:p>
+            <w:pPr>
+              <w:spacing w:after="160"/>
+              <w:rPr>
+                <w:rFonts w:ascii="Times New Roman" w:hAnsi="Times New Roman"/>
+                <w:kern w:val="2"/>
+                <w:sz w:val="28"/>
+                <w:szCs w:val="24"/>
+              </w:rPr>
+            </w:pPr>
+          </w:p>
+        </w:tc>
+      </w:tr>
+    </w:tbl>
+    <w:p>
+      <w:pPr>
+        <w:spacing w:after="160"/>
+        <w:rPr>
+          <w:rFonts w:ascii="Times New Roman" w:hAnsi="Times New Roman"/>
+          <w:kern w:val="2"/>
+          <w:sz w:val="28"/>
+          <w:szCs w:val="24"/>
+        </w:rPr>
+      </w:pPr>
+    </w:p>
+    <w:p>
+      <w:pPr>
+        <w:spacing w:after="160"/>
+        <w:rPr>
+          <w:rFonts w:ascii="Times New Roman" w:hAnsi="Times New Roman"/>
+          <w:kern w:val="2"/>
+          <w:sz w:val="28"/>
+          <w:szCs w:val="24"/>
+        </w:rPr>
+      </w:pPr>
+    </w:p>
+    <w:p>
+      <w:pPr>
+        <w:spacing w:after="160"/>
+        <w:rPr>
+          <w:rFonts w:ascii="Times New Roman" w:hAnsi="Times New Roman"/>
+          <w:b/>
+          <w:kern w:val="2"/>
+          <w:sz w:val="28"/>
+          <w:szCs w:val="24"/>
+        </w:rPr>
+      </w:pPr>
+    </w:p>
+    <w:p>
+      <w:pPr>
+        <w:spacing w:after="160"/>
+        <w:jc w:val="center"/>
+        <w:rPr>
+          <w:rFonts w:ascii="Times New Roman" w:hAnsi="Times New Roman"/>
+          <w:b/>
+          <w:kern w:val="2"/>
+          <w:sz w:val="44"/>
+          <w:szCs w:val="24"/>
+        </w:rPr>
+      </w:pPr>
+      <w:r>
+        <w:rPr>
+          <w:rFonts w:ascii="Times New Roman" w:hAnsi="Times New Roman"/>
+          <w:b/>
+          <w:kern w:val="2"/>
+          <w:sz w:val="44"/>
+          <w:szCs w:val="24"/>
+        </w:rPr>
+        <w:t>Массивы</w:t>
+      </w:r>
+    </w:p>
+    <w:p>
+      <w:pPr>
+        <w:spacing w:after="160"/>
+        <w:rPr>
+          <w:rFonts w:ascii="Times New Roman" w:hAnsi="Times New Roman"/>
+          <w:kern w:val="2"/>
+          <w:sz w:val="28"/>
+          <w:szCs w:val="24"/>
+        </w:rPr>
+      </w:pPr>
+    </w:p>
+    <w:p>
+      <w:pPr>
+        <w:spacing w:after="160"/>
+        <w:rPr>
+          <w:rFonts w:ascii="Times New Roman" w:hAnsi="Times New Roman"/>
+          <w:kern w:val="2"/>
+          <w:sz w:val="28"/>
+          <w:szCs w:val="24"/>
+        </w:rPr>
+      </w:pPr>
+    </w:p>
+    <w:p>
+      <w:pPr>
+        <w:spacing w:after="160"/>
+        <w:rPr>
+          <w:rFonts w:ascii="Times New Roman" w:hAnsi="Times New Roman"/>
+          <w:kern w:val="2"/>
+          <w:sz w:val="28"/>
+          <w:szCs w:val="24"/>
+        </w:rPr>
+      </w:pPr>
+    </w:p>
+    <w:p>
+      <w:pPr>
+        <w:spacing w:after="160"/>
+        <w:rPr>
+          <w:rFonts w:ascii="Times New Roman" w:hAnsi="Times New Roman"/>
+          <w:kern w:val="2"/>
+          <w:sz w:val="28"/>
+          <w:szCs w:val="24"/>
+        </w:rPr>
+      </w:pPr>
+      <w:r>
+        <w:rPr>
+          <w:rFonts w:ascii="Times New Roman" w:hAnsi="Times New Roman"/>
+          <w:kern w:val="2"/>
+          <w:sz w:val="28"/>
+          <w:szCs w:val="24"/>
+        </w:rPr>
+        <w:t>Специальность: 09.02.07 Информационные системы и программирование</w:t>
+      </w:r>
+    </w:p>
+    <w:p>
+      <w:pPr>
+        <w:spacing w:after="160"/>
+        <w:rPr>
+          <w:rFonts w:ascii="Times New Roman" w:hAnsi="Times New Roman"/>
+          <w:kern w:val="2"/>
+          <w:sz w:val="28"/>
+          <w:szCs w:val="24"/>
+        </w:rPr>
+      </w:pPr>
+      <w:r>
+        <w:rPr>
+          <w:rFonts w:ascii="Times New Roman" w:hAnsi="Times New Roman"/>
+          <w:kern w:val="2"/>
+          <w:sz w:val="28"/>
+          <w:szCs w:val="24"/>
+        </w:rPr>
+        <w:t>Форма обучения: очная</w:t>
+      </w:r>
+    </w:p>
+    <w:p>
+      <w:pPr>
+        <w:spacing w:after="160"/>
+        <w:rPr>
+          <w:rFonts w:ascii="Times New Roman" w:hAnsi="Times New Roman"/>
+          <w:kern w:val="2"/>
+          <w:sz w:val="28"/>
+          <w:szCs w:val="24"/>
+        </w:rPr>
+      </w:pPr>
+      <w:r>
+        <w:rPr>
+          <w:rFonts w:ascii="Times New Roman" w:hAnsi="Times New Roman"/>
+          <w:kern w:val="2"/>
+          <w:sz w:val="28"/>
+          <w:szCs w:val="24"/>
+        </w:rPr>
+        <w:t>Студен</w:t>
+      </w:r>
+      <w:proofErr w:type="gramStart"/>
+      <w:r>
+        <w:rPr>
+          <w:rFonts w:ascii="Times New Roman" w:hAnsi="Times New Roman"/>
+          <w:kern w:val="2"/>
+          <w:sz w:val="28"/>
+          <w:szCs w:val="24"/>
+        </w:rPr>
+        <w:t>т(</w:t>
+      </w:r>
+      <w:proofErr w:type="spellStart"/>
+      <w:proofErr w:type="gramEnd"/>
+      <w:r>
+        <w:rPr>
+          <w:rFonts w:ascii="Times New Roman" w:hAnsi="Times New Roman"/>
+          <w:kern w:val="2"/>
+          <w:sz w:val="28"/>
+          <w:szCs w:val="24"/>
+        </w:rPr>
+        <w:t>ка</w:t>
+      </w:r>
+      <w:proofErr w:type="spellEnd"/>
+      <w:r>
+        <w:rPr>
+          <w:rFonts w:ascii="Times New Roman" w:hAnsi="Times New Roman"/>
+          <w:kern w:val="2"/>
+          <w:sz w:val="28"/>
+          <w:szCs w:val="24"/>
+        </w:rPr>
+        <w:t>): Перепёлкина Анфиса Александровна</w:t>
+      </w:r>
+    </w:p>
+    <w:p>
+      <w:pPr>
+        <w:spacing w:after="160"/>
+        <w:rPr>
+          <w:rFonts w:ascii="Times New Roman" w:hAnsi="Times New Roman"/>
+          <w:kern w:val="2"/>
+          <w:sz w:val="28"/>
+          <w:szCs w:val="24"/>
+        </w:rPr>
+      </w:pPr>
+      <w:r>
+        <w:rPr>
+          <w:rFonts w:ascii="Times New Roman" w:hAnsi="Times New Roman"/>
+          <w:kern w:val="2"/>
+          <w:sz w:val="28"/>
+          <w:szCs w:val="24"/>
+        </w:rPr>
+        <w:t>Группа: ИПО 21.24</w:t>
+      </w:r>
+    </w:p>
+    <w:p>
+      <w:pPr>
+        <w:spacing w:after="160"/>
+        <w:rPr>
+          <w:rFonts w:ascii="Times New Roman" w:hAnsi="Times New Roman"/>
+          <w:kern w:val="2"/>
+          <w:sz w:val="28"/>
+          <w:szCs w:val="24"/>
+        </w:rPr>
+      </w:pPr>
+      <w:r>
+        <w:rPr>
+          <w:rFonts w:ascii="Times New Roman" w:hAnsi="Times New Roman"/>
+          <w:kern w:val="2"/>
+          <w:sz w:val="28"/>
+          <w:szCs w:val="24"/>
+        </w:rPr>
+        <w:t>Руководитель: Рыбаков Александр Сергеевич</w:t>
+      </w:r>
+    </w:p>
+    <w:p>
+      <w:pPr>
+        <w:spacing w:after="160"/>
+        <w:rPr>
+          <w:rFonts w:ascii="Times New Roman" w:hAnsi="Times New Roman"/>
+          <w:kern w:val="2"/>
+          <w:sz w:val="28"/>
+          <w:szCs w:val="24"/>
+        </w:rPr>
+      </w:pPr>
+    </w:p>
+    <w:p>
+      <w:pPr>
+        <w:spacing w:after="160"/>
+        <w:rPr>
+          <w:rFonts w:ascii="Times New Roman" w:hAnsi="Times New Roman"/>
+          <w:kern w:val="2"/>
+          <w:sz w:val="28"/>
+          <w:szCs w:val="24"/>
+        </w:rPr>
+      </w:pPr>
+      <w:r>
+        <w:rPr>
+          <w:rFonts w:ascii="Times New Roman" w:hAnsi="Times New Roman"/>
+          <w:kern w:val="2"/>
+          <w:sz w:val="28"/>
+          <w:szCs w:val="24"/>
+        </w:rPr>
+        <w:t>Отчётная работа защищена с оценкой «___» __________________</w:t>
+      </w:r>
+    </w:p>
+    <w:p>
+      <w:pPr>
+        <w:spacing w:after="160"/>
+        <w:rPr>
+          <w:rFonts w:ascii="Times New Roman" w:hAnsi="Times New Roman"/>
+          <w:kern w:val="2"/>
+          <w:sz w:val="28"/>
+          <w:szCs w:val="24"/>
+        </w:rPr>
+      </w:pPr>
+    </w:p>
+    <w:p>
+      <w:pPr>
+        <w:spacing w:after="160"/>
+        <w:rPr>
+          <w:rFonts w:ascii="Times New Roman" w:hAnsi="Times New Roman"/>
+          <w:b/>
+          <w:bCs/>
+          <w:kern w:val="2"/>
+          <w:sz w:val="28"/>
+          <w:szCs w:val="24"/>
+        </w:rPr>
+      </w:pPr>
+    </w:p>
+    <w:p>
+      <w:pPr>
+        <w:spacing w:after="160"/>
+        <w:rPr>
+          <w:rFonts w:ascii="Times New Roman" w:hAnsi="Times New Roman"/>
+          <w:kern w:val="2"/>
+          <w:sz w:val="28"/>
+          <w:szCs w:val="24"/>
+        </w:rPr>
+      </w:pPr>
+    </w:p>
+    <w:p>
+      <w:pPr>
+        <w:spacing w:after="160"/>
+        <w:rPr>
+          <w:rFonts w:ascii="Times New Roman" w:hAnsi="Times New Roman"/>
+          <w:kern w:val="2"/>
+          <w:sz w:val="28"/>
+          <w:szCs w:val="24"/>
+        </w:rPr>
+      </w:pPr>
+    </w:p>
+    <w:p>
+      <w:pPr>
+        <w:spacing w:after="160"/>
+        <w:jc w:val="center"/>
+        <w:rPr>
+          <w:rFonts w:ascii="Times New Roman" w:hAnsi="Times New Roman"/>
+          <w:kern w:val="2"/>
+          <w:sz w:val="28"/>
+          <w:szCs w:val="24"/>
+        </w:rPr>
+      </w:pPr>
+      <w:r>
+        <w:rPr>
+          <w:rFonts w:ascii="Times New Roman" w:hAnsi="Times New Roman"/>
+          <w:kern w:val="2"/>
+          <w:sz w:val="28"/>
+          <w:szCs w:val="24"/>
+        </w:rPr>
+        <w:t>Москва, 2025 г.</w:t>
+      </w:r>
+    </w:p>
+    <w:p>
+      <w:pPr>
+        <w:shd w:val="clear" w:color="auto" w:fill="FFFFFF"/>
+        <w:spacing w:after="0" w:line="240" w:lineRule="auto"/>
+        <w:rPr>
+          <w:rFonts w:ascii="Times New Roman" w:eastAsia="Times New Roman" w:hAnsi="Times New Roman" w:cs="Times New Roman"/>
+          <w:b/>
+          <w:color w:val="34343C"/>
+          <w:sz w:val="28"/>
+          <w:szCs w:val="28"/>
+          <w:lang w:eastAsia="ru-RU"/>
+        </w:rPr>
+      </w:pPr>
+    </w:p>
+    <w:p>
+      <w:pPr>
+        <w:pStyle w:val="1"/>
+        <w:rPr>
+          <w:rFonts w:eastAsia="Times New Roman"/>
+          <w:lang w:eastAsia="ru-RU"/>
+        </w:rPr>
+      </w:pPr>
+      <w:r>
+        <w:rPr>
+          <w:rFonts w:eastAsia="Times New Roman"/>
+          <w:lang w:eastAsia="ru-RU"/>
+        </w:rPr>
+        <w:lastRenderedPageBreak/>
+        <w:t>Теоретическая часть</w:t>
+      </w:r>
+    </w:p>
     <w:p>
       <w:pPr>
         <w:shd w:val="clear" w:color="auto" w:fill="FFFFFF"/>
@@ -883,7 +1522,7 @@
           <w:color w:val="34343C"/>
           <w:sz w:val="28"/>
           <w:szCs w:val="28"/>
-          <w:lang w:eastAsia="ru-RU"/>
+          <w:lang w:val="en-US" w:eastAsia="ru-RU"/>
         </w:rPr>
         <w:t xml:space="preserve"> </w:t>
       </w:r>
@@ -1111,16 +1750,16 @@
           <w:color w:val="34343C"/>
           <w:sz w:val="28"/>
           <w:szCs w:val="28"/>
-          <w:lang w:eastAsia="ru-RU"/>
-        </w:rPr>
-      </w:pPr>
-      <w:r>
-        <w:rPr>
-          <w:rFonts w:ascii="Times New Roman" w:eastAsia="Times New Roman" w:hAnsi="Times New Roman" w:cs="Times New Roman"/>
-          <w:color w:val="34343C"/>
-          <w:sz w:val="28"/>
-          <w:szCs w:val="28"/>
-          <w:lang w:eastAsia="ru-RU"/>
+          <w:lang w:val="en-US" w:eastAsia="ru-RU"/>
+        </w:rPr>
+      </w:pPr>
+      <w:r>
+        <w:rPr>
+          <w:rFonts w:ascii="Times New Roman" w:eastAsia="Times New Roman" w:hAnsi="Times New Roman" w:cs="Times New Roman"/>
+          <w:color w:val="34343C"/>
+          <w:sz w:val="28"/>
+          <w:szCs w:val="28"/>
+          <w:lang w:val="en-US" w:eastAsia="ru-RU"/>
         </w:rPr>
         <w:t>5 </w:t>
       </w:r>
@@ -1225,7 +1864,18 @@
           <w:highlight w:val="green"/>
           <w:lang w:eastAsia="ru-RU"/>
         </w:rPr>
-        <w:t xml:space="preserve">Ответ: </w:t>
+        <w:t>Ответ</w:t>
+      </w:r>
+      <w:r>
+        <w:rPr>
+          <w:rFonts w:ascii="Times New Roman" w:eastAsia="Times New Roman" w:hAnsi="Times New Roman" w:cs="Times New Roman"/>
+          <w:color w:val="34343C"/>
+          <w:sz w:val="28"/>
+          <w:szCs w:val="28"/>
+          <w:highlight w:val="green"/>
+          <w:lang w:val="en-US" w:eastAsia="ru-RU"/>
+        </w:rPr>
+        <w:t xml:space="preserve">: </w:t>
       </w:r>
       <w:proofErr w:type="spellStart"/>
       <w:r>
@@ -1235,7 +1885,7 @@
           <w:sz w:val="28"/>
           <w:szCs w:val="28"/>
           <w:highlight w:val="green"/>
-          <w:lang w:eastAsia="ru-RU"/>
+          <w:lang w:val="en-US" w:eastAsia="ru-RU"/>
         </w:rPr>
         <w:t>IndexOutOfRangeException</w:t>
       </w:r>
@@ -1309,6 +1959,115 @@
           <w:color w:val="34343C"/>
           <w:sz w:val="28"/>
           <w:szCs w:val="28"/>
+          <w:lang w:eastAsia="ru-RU"/>
+        </w:rPr>
+      </w:pPr>
+      <w:r>
+        <w:rPr>
+          <w:rFonts w:ascii="Times New Roman" w:eastAsia="Times New Roman" w:hAnsi="Times New Roman" w:cs="Times New Roman"/>
+          <w:color w:val="34343C"/>
+          <w:sz w:val="28"/>
+          <w:szCs w:val="28"/>
+          <w:lang w:eastAsia="ru-RU"/>
+        </w:rPr>
+        <w:t>1</w:t>
+      </w:r>
+      <w:proofErr w:type="spellStart"/>
+      <w:r>
+        <w:rPr>
+          <w:rFonts w:ascii="Times New Roman" w:eastAsia="Times New Roman" w:hAnsi="Times New Roman" w:cs="Times New Roman"/>
+          <w:color w:val="34343C"/>
+          <w:sz w:val="28"/>
+          <w:szCs w:val="28"/>
+          <w:lang w:val="en-US" w:eastAsia="ru-RU"/>
+        </w:rPr>
+        <w:t>int</w:t>
+      </w:r>
+      <w:proofErr w:type="spellEnd"/>
+      <w:r>
+        <w:rPr>
+          <w:rFonts w:ascii="Times New Roman" w:eastAsia="Times New Roman" w:hAnsi="Times New Roman" w:cs="Times New Roman"/>
+          <w:color w:val="34343C"/>
+          <w:sz w:val="28"/>
+          <w:szCs w:val="28"/>
+          <w:lang w:eastAsia="ru-RU"/>
+        </w:rPr>
+        <w:t xml:space="preserve">[][] </w:t>
+      </w:r>
+      <w:proofErr w:type="spellStart"/>
+      <w:r>
+        <w:rPr>
+          <w:rFonts w:ascii="Times New Roman" w:eastAsia="Times New Roman" w:hAnsi="Times New Roman" w:cs="Times New Roman"/>
+          <w:color w:val="34343C"/>
+          <w:sz w:val="28"/>
+          <w:szCs w:val="28"/>
+          <w:lang w:val="en-US" w:eastAsia="ru-RU"/>
+        </w:rPr>
+        <w:t>nums</w:t>
+      </w:r>
+      <w:proofErr w:type="spellEnd"/>
+      <w:r>
+        <w:rPr>
+          <w:rFonts w:ascii="Times New Roman" w:eastAsia="Times New Roman" w:hAnsi="Times New Roman" w:cs="Times New Roman"/>
+          <w:color w:val="34343C"/>
+          <w:sz w:val="28"/>
+          <w:szCs w:val="28"/>
+          <w:lang w:eastAsia="ru-RU"/>
+        </w:rPr>
+        <w:t xml:space="preserve"> = </w:t>
+      </w:r>
+      <w:r>
+        <w:rPr>
+          <w:rFonts w:ascii="Times New Roman" w:eastAsia="Times New Roman" w:hAnsi="Times New Roman" w:cs="Times New Roman"/>
+          <w:color w:val="34343C"/>
+          <w:sz w:val="28"/>
+          <w:szCs w:val="28"/>
+          <w:lang w:val="en-US" w:eastAsia="ru-RU"/>
+        </w:rPr>
+        <w:t>new</w:t>
+      </w:r>
+      <w:r>
+        <w:rPr>
+          <w:rFonts w:ascii="Times New Roman" w:eastAsia="Times New Roman" w:hAnsi="Times New Roman" w:cs="Times New Roman"/>
+          <w:color w:val="34343C"/>
+          <w:sz w:val="28"/>
+          <w:szCs w:val="28"/>
+          <w:lang w:eastAsia="ru-RU"/>
+        </w:rPr>
+        <w:t xml:space="preserve"> </w:t>
+      </w:r>
+      <w:proofErr w:type="spellStart"/>
+      <w:r>
+        <w:rPr>
+          <w:rFonts w:ascii="Times New Roman" w:eastAsia="Times New Roman" w:hAnsi="Times New Roman" w:cs="Times New Roman"/>
+          <w:color w:val="34343C"/>
+          <w:sz w:val="28"/>
+          <w:szCs w:val="28"/>
+          <w:lang w:val="en-US" w:eastAsia="ru-RU"/>
+        </w:rPr>
+        <w:t>int</w:t>
+      </w:r>
+      <w:proofErr w:type="spellEnd"/>
+      <w:r>
+        <w:rPr>
+          <w:rFonts w:ascii="Times New Roman" w:eastAsia="Times New Roman" w:hAnsi="Times New Roman" w:cs="Times New Roman"/>
+          <w:color w:val="34343C"/>
+          <w:sz w:val="28"/>
+          <w:szCs w:val="28"/>
+          <w:lang w:eastAsia="ru-RU"/>
+        </w:rPr>
+        <w:t>[3][];</w:t>
+      </w:r>
+    </w:p>
+    <w:p>
+      <w:pPr>
+        <w:shd w:val="clear" w:color="auto" w:fill="FFFFFF"/>
+        <w:spacing w:after="0" w:line="240" w:lineRule="auto"/>
+        <w:rPr>
+          <w:rFonts w:ascii="Times New Roman" w:eastAsia="Times New Roman" w:hAnsi="Times New Roman" w:cs="Times New Roman"/>
+          <w:color w:val="34343C"/>
+          <w:sz w:val="28"/>
+          <w:szCs w:val="28"/>
           <w:lang w:val="en-US" w:eastAsia="ru-RU"/>
         </w:rPr>
       </w:pPr>
@@ -1321,7 +2080,7 @@
           <w:szCs w:val="28"/>
           <w:lang w:val="en-US" w:eastAsia="ru-RU"/>
         </w:rPr>
-        <w:t>1int[</w:t>
+        <w:t>2nums[</w:t>
       </w:r>
       <w:proofErr w:type="gramEnd"/>
       <w:r>
@@ -1332,7 +2091,7 @@
           <w:szCs w:val="28"/>
           <w:lang w:val="en-US" w:eastAsia="ru-RU"/>
         </w:rPr>
-        <w:t xml:space="preserve">][] </w:t>
+        <w:t xml:space="preserve">0] = new </w:t>
       </w:r>
       <w:proofErr w:type="spellStart"/>
       <w:r>
@@ -1343,6 +2102,108 @@
           <w:szCs w:val="28"/>
           <w:lang w:val="en-US" w:eastAsia="ru-RU"/>
         </w:rPr>
+        <w:t>int</w:t>
+      </w:r>
+      <w:proofErr w:type="spellEnd"/>
+      <w:r>
+        <w:rPr>
+          <w:rFonts w:ascii="Times New Roman" w:eastAsia="Times New Roman" w:hAnsi="Times New Roman" w:cs="Times New Roman"/>
+          <w:color w:val="34343C"/>
+          <w:sz w:val="28"/>
+          <w:szCs w:val="28"/>
+          <w:lang w:val="en-US" w:eastAsia="ru-RU"/>
+        </w:rPr>
+        <w:t>[2] { 1, 2 };</w:t>
+      </w:r>
+    </w:p>
+    <w:p>
+      <w:pPr>
+        <w:shd w:val="clear" w:color="auto" w:fill="FFFFFF"/>
+        <w:spacing w:after="0" w:line="240" w:lineRule="auto"/>
+        <w:rPr>
+          <w:rFonts w:ascii="Times New Roman" w:eastAsia="Times New Roman" w:hAnsi="Times New Roman" w:cs="Times New Roman"/>
+          <w:color w:val="34343C"/>
+          <w:sz w:val="28"/>
+          <w:szCs w:val="28"/>
+          <w:lang w:val="en-US" w:eastAsia="ru-RU"/>
+        </w:rPr>
+      </w:pPr>
+      <w:proofErr w:type="gramStart"/>
+      <w:r>
+        <w:rPr>
+          <w:rFonts w:ascii="Times New Roman" w:eastAsia="Times New Roman" w:hAnsi="Times New Roman" w:cs="Times New Roman"/>
+          <w:color w:val="34343C"/>
+          <w:sz w:val="28"/>
+          <w:szCs w:val="28"/>
+          <w:lang w:val="en-US" w:eastAsia="ru-RU"/>
+        </w:rPr>
+        <w:t>3nums[</w:t>
+      </w:r>
+      <w:proofErr w:type="gramEnd"/>
+      <w:r>
+        <w:rPr>
+          <w:rFonts w:ascii="Times New Roman" w:eastAsia="Times New Roman" w:hAnsi="Times New Roman" w:cs="Times New Roman"/>
+          <w:color w:val="34343C"/>
+          <w:sz w:val="28"/>
+          <w:szCs w:val="28"/>
+          <w:lang w:val="en-US" w:eastAsia="ru-RU"/>
+        </w:rPr>
+        <w:t xml:space="preserve">1] = new </w:t>
+      </w:r>
+      <w:proofErr w:type="spellStart"/>
+      <w:r>
+        <w:rPr>
+          <w:rFonts w:ascii="Times New Roman" w:eastAsia="Times New Roman" w:hAnsi="Times New Roman" w:cs="Times New Roman"/>
+          <w:color w:val="34343C"/>
+          <w:sz w:val="28"/>
+          <w:szCs w:val="28"/>
+          <w:lang w:val="en-US" w:eastAsia="ru-RU"/>
+        </w:rPr>
+        <w:t>int</w:t>
+      </w:r>
+      <w:proofErr w:type="spellEnd"/>
+      <w:r>
+        <w:rPr>
+          <w:rFonts w:ascii="Times New Roman" w:eastAsia="Times New Roman" w:hAnsi="Times New Roman" w:cs="Times New Roman"/>
+          <w:color w:val="34343C"/>
+          <w:sz w:val="28"/>
+          <w:szCs w:val="28"/>
+          <w:lang w:val="en-US" w:eastAsia="ru-RU"/>
+        </w:rPr>
+        <w:t>[3] { 3, 4, 5 };</w:t>
+      </w:r>
+    </w:p>
+    <w:p>
+      <w:pPr>
+        <w:shd w:val="clear" w:color="auto" w:fill="FFFFFF"/>
+        <w:spacing w:after="0" w:line="240" w:lineRule="auto"/>
+        <w:rPr>
+          <w:rFonts w:ascii="Times New Roman" w:eastAsia="Times New Roman" w:hAnsi="Times New Roman" w:cs="Times New Roman"/>
+          <w:color w:val="34343C"/>
+          <w:sz w:val="28"/>
+          <w:szCs w:val="28"/>
+          <w:lang w:eastAsia="ru-RU"/>
+        </w:rPr>
+      </w:pPr>
+      <w:r>
+        <w:rPr>
+          <w:rFonts w:ascii="Times New Roman" w:eastAsia="Times New Roman" w:hAnsi="Times New Roman" w:cs="Times New Roman"/>
+          <w:color w:val="34343C"/>
+          <w:sz w:val="28"/>
+          <w:szCs w:val="28"/>
+          <w:lang w:eastAsia="ru-RU"/>
+        </w:rPr>
+        <w:t>4</w:t>
+      </w:r>
+      <w:proofErr w:type="spellStart"/>
+      <w:r>
+        <w:rPr>
+          <w:rFonts w:ascii="Times New Roman" w:eastAsia="Times New Roman" w:hAnsi="Times New Roman" w:cs="Times New Roman"/>
+          <w:color w:val="34343C"/>
+          <w:sz w:val="28"/>
+          <w:szCs w:val="28"/>
+          <w:lang w:val="en-US" w:eastAsia="ru-RU"/>
+        </w:rPr>
         <w:t>nums</w:t>
       </w:r>
       <w:proofErr w:type="spellEnd"/>
@@ -1352,9 +2213,29 @@
           <w:color w:val="34343C"/>
           <w:sz w:val="28"/>
           <w:szCs w:val="28"/>
-          <w:lang w:val="en-US" w:eastAsia="ru-RU"/>
-        </w:rPr>
-        <w:t xml:space="preserve"> = new </w:t>
+          <w:lang w:eastAsia="ru-RU"/>
+        </w:rPr>
+        <w:t xml:space="preserve">[2] = </w:t>
+      </w:r>
+      <w:r>
+        <w:rPr>
+          <w:rFonts w:ascii="Times New Roman" w:eastAsia="Times New Roman" w:hAnsi="Times New Roman" w:cs="Times New Roman"/>
+          <w:color w:val="34343C"/>
+          <w:sz w:val="28"/>
+          <w:szCs w:val="28"/>
+          <w:lang w:val="en-US" w:eastAsia="ru-RU"/>
+        </w:rPr>
+        <w:t>new</w:t>
+      </w:r>
+      <w:r>
+        <w:rPr>
+          <w:rFonts w:ascii="Times New Roman" w:eastAsia="Times New Roman" w:hAnsi="Times New Roman" w:cs="Times New Roman"/>
+          <w:color w:val="34343C"/>
+          <w:sz w:val="28"/>
+          <w:szCs w:val="28"/>
+          <w:lang w:eastAsia="ru-RU"/>
+        </w:rPr>
+        <w:t xml:space="preserve"> </w:t>
       </w:r>
       <w:proofErr w:type="spellStart"/>
       <w:r>
@@ -1374,23 +2255,10 @@
           <w:color w:val="34343C"/>
           <w:sz w:val="28"/>
           <w:szCs w:val="28"/>
-          <w:lang w:val="en-US" w:eastAsia="ru-RU"/>
-        </w:rPr>
-        <w:t>[3][];</w:t>
-      </w:r>
-    </w:p>
-    <w:p>
-      <w:pPr>
-        <w:shd w:val="clear" w:color="auto" w:fill="FFFFFF"/>
-        <w:spacing w:after="0" w:line="240" w:lineRule="auto"/>
-        <w:rPr>
-          <w:rFonts w:ascii="Times New Roman" w:eastAsia="Times New Roman" w:hAnsi="Times New Roman" w:cs="Times New Roman"/>
-          <w:color w:val="34343C"/>
-          <w:sz w:val="28"/>
-          <w:szCs w:val="28"/>
-          <w:lang w:val="en-US" w:eastAsia="ru-RU"/>
-        </w:rPr>
-      </w:pPr>
+          <w:lang w:eastAsia="ru-RU"/>
+        </w:rPr>
+        <w:t xml:space="preserve">[5] </w:t>
+      </w:r>
       <w:proofErr w:type="gramStart"/>
       <w:r>
         <w:rPr>
@@ -1398,9 +2266,9 @@
           <w:color w:val="34343C"/>
           <w:sz w:val="28"/>
           <w:szCs w:val="28"/>
-          <w:lang w:val="en-US" w:eastAsia="ru-RU"/>
-        </w:rPr>
-        <w:t>2nums[</w:t>
+          <w:lang w:eastAsia="ru-RU"/>
+        </w:rPr>
+        <w:t xml:space="preserve">{ </w:t>
       </w:r>
       <w:proofErr w:type="gramEnd"/>
       <w:r>
@@ -1409,9 +2277,91 @@
           <w:color w:val="34343C"/>
           <w:sz w:val="28"/>
           <w:szCs w:val="28"/>
-          <w:lang w:val="en-US" w:eastAsia="ru-RU"/>
-        </w:rPr>
-        <w:t xml:space="preserve">0] = new </w:t>
+          <w:lang w:eastAsia="ru-RU"/>
+        </w:rPr>
+        <w:t>6, 7, 8, 9, 10 };</w:t>
+      </w:r>
+    </w:p>
+    <w:p>
+      <w:pPr>
+        <w:shd w:val="clear" w:color="auto" w:fill="FFFFFF"/>
+        <w:spacing w:after="0" w:line="240" w:lineRule="auto"/>
+        <w:rPr>
+          <w:rFonts w:ascii="Times New Roman" w:eastAsia="Times New Roman" w:hAnsi="Times New Roman" w:cs="Times New Roman"/>
+          <w:color w:val="34343C"/>
+          <w:sz w:val="28"/>
+          <w:szCs w:val="28"/>
+          <w:lang w:eastAsia="ru-RU"/>
+        </w:rPr>
+      </w:pPr>
+    </w:p>
+    <w:p>
+      <w:pPr>
+        <w:shd w:val="clear" w:color="auto" w:fill="FFFFFF"/>
+        <w:spacing w:after="0" w:line="240" w:lineRule="auto"/>
+        <w:rPr>
+          <w:rFonts w:ascii="Times New Roman" w:eastAsia="Times New Roman" w:hAnsi="Times New Roman" w:cs="Times New Roman"/>
+          <w:color w:val="34343C"/>
+          <w:sz w:val="28"/>
+          <w:szCs w:val="28"/>
+          <w:lang w:eastAsia="ru-RU"/>
+        </w:rPr>
+      </w:pPr>
+      <w:r>
+        <w:rPr>
+          <w:rFonts w:ascii="Times New Roman" w:eastAsia="Times New Roman" w:hAnsi="Times New Roman" w:cs="Times New Roman"/>
+          <w:color w:val="34343C"/>
+          <w:sz w:val="28"/>
+          <w:szCs w:val="28"/>
+          <w:lang w:eastAsia="ru-RU"/>
+        </w:rPr>
+        <w:t>Каким образом мы можем обратиться к числу 7 в этом массиве?</w:t>
+      </w:r>
+    </w:p>
+    <w:p>
+      <w:pPr>
+        <w:shd w:val="clear" w:color="auto" w:fill="FFFFFF"/>
+        <w:spacing w:after="0" w:line="240" w:lineRule="auto"/>
+        <w:rPr>
+          <w:rFonts w:ascii="Times New Roman" w:eastAsia="Times New Roman" w:hAnsi="Times New Roman" w:cs="Times New Roman"/>
+          <w:color w:val="34343C"/>
+          <w:sz w:val="28"/>
+          <w:szCs w:val="28"/>
+          <w:lang w:eastAsia="ru-RU"/>
+        </w:rPr>
+      </w:pPr>
+      <w:r>
+        <w:rPr>
+          <w:rFonts w:ascii="Times New Roman" w:eastAsia="Times New Roman" w:hAnsi="Times New Roman" w:cs="Times New Roman"/>
+          <w:color w:val="34343C"/>
+          <w:sz w:val="28"/>
+          <w:szCs w:val="28"/>
+          <w:lang w:eastAsia="ru-RU"/>
+        </w:rPr>
+        <w:t>Варианты ответов</w:t>
+      </w:r>
+    </w:p>
+    <w:p>
+      <w:pPr>
+        <w:shd w:val="clear" w:color="auto" w:fill="FFFFFF"/>
+        <w:spacing w:after="0" w:line="240" w:lineRule="auto"/>
+        <w:rPr>
+          <w:rFonts w:ascii="Times New Roman" w:eastAsia="Times New Roman" w:hAnsi="Times New Roman" w:cs="Times New Roman"/>
+          <w:color w:val="34343C"/>
+          <w:sz w:val="28"/>
+          <w:szCs w:val="28"/>
+          <w:lang w:eastAsia="ru-RU"/>
+        </w:rPr>
+      </w:pPr>
+      <w:r>
+        <w:rPr>
+          <w:rFonts w:ascii="Times New Roman" w:eastAsia="Times New Roman" w:hAnsi="Times New Roman" w:cs="Times New Roman"/>
+          <w:color w:val="34343C"/>
+          <w:sz w:val="28"/>
+          <w:szCs w:val="28"/>
+          <w:lang w:eastAsia="ru-RU"/>
+        </w:rPr>
+        <w:t>1.</w:t>
       </w:r>
       <w:proofErr w:type="spellStart"/>
       <w:r>
@@ -1422,7 +2372,7 @@
           <w:szCs w:val="28"/>
           <w:lang w:val="en-US" w:eastAsia="ru-RU"/>
         </w:rPr>
-        <w:t>int</w:t>
+        <w:t>nums</w:t>
       </w:r>
       <w:proofErr w:type="spellEnd"/>
       <w:r>
@@ -1431,44 +2381,32 @@
           <w:color w:val="34343C"/>
           <w:sz w:val="28"/>
           <w:szCs w:val="28"/>
-          <w:lang w:val="en-US" w:eastAsia="ru-RU"/>
-        </w:rPr>
-        <w:t>[2] { 1, 2 };</w:t>
-      </w:r>
-    </w:p>
-    <w:p>
-      <w:pPr>
-        <w:shd w:val="clear" w:color="auto" w:fill="FFFFFF"/>
-        <w:spacing w:after="0" w:line="240" w:lineRule="auto"/>
-        <w:rPr>
-          <w:rFonts w:ascii="Times New Roman" w:eastAsia="Times New Roman" w:hAnsi="Times New Roman" w:cs="Times New Roman"/>
-          <w:color w:val="34343C"/>
-          <w:sz w:val="28"/>
-          <w:szCs w:val="28"/>
-          <w:lang w:val="en-US" w:eastAsia="ru-RU"/>
-        </w:rPr>
-      </w:pPr>
-      <w:proofErr w:type="gramStart"/>
-      <w:r>
-        <w:rPr>
-          <w:rFonts w:ascii="Times New Roman" w:eastAsia="Times New Roman" w:hAnsi="Times New Roman" w:cs="Times New Roman"/>
-          <w:color w:val="34343C"/>
-          <w:sz w:val="28"/>
-          <w:szCs w:val="28"/>
-          <w:lang w:val="en-US" w:eastAsia="ru-RU"/>
-        </w:rPr>
-        <w:t>3nums[</w:t>
-      </w:r>
-      <w:proofErr w:type="gramEnd"/>
-      <w:r>
-        <w:rPr>
-          <w:rFonts w:ascii="Times New Roman" w:eastAsia="Times New Roman" w:hAnsi="Times New Roman" w:cs="Times New Roman"/>
-          <w:color w:val="34343C"/>
-          <w:sz w:val="28"/>
-          <w:szCs w:val="28"/>
-          <w:lang w:val="en-US" w:eastAsia="ru-RU"/>
-        </w:rPr>
-        <w:t xml:space="preserve">1] = new </w:t>
+          <w:lang w:eastAsia="ru-RU"/>
+        </w:rPr>
+        <w:t>[7]</w:t>
+      </w:r>
+    </w:p>
+    <w:p>
+      <w:pPr>
+        <w:shd w:val="clear" w:color="auto" w:fill="FFFFFF"/>
+        <w:spacing w:after="0" w:line="240" w:lineRule="auto"/>
+        <w:rPr>
+          <w:rFonts w:ascii="Times New Roman" w:eastAsia="Times New Roman" w:hAnsi="Times New Roman" w:cs="Times New Roman"/>
+          <w:color w:val="34343C"/>
+          <w:sz w:val="28"/>
+          <w:szCs w:val="28"/>
+          <w:lang w:eastAsia="ru-RU"/>
+        </w:rPr>
+      </w:pPr>
+      <w:r>
+        <w:rPr>
+          <w:rFonts w:ascii="Times New Roman" w:eastAsia="Times New Roman" w:hAnsi="Times New Roman" w:cs="Times New Roman"/>
+          <w:color w:val="34343C"/>
+          <w:sz w:val="28"/>
+          <w:szCs w:val="28"/>
+          <w:lang w:eastAsia="ru-RU"/>
+        </w:rPr>
+        <w:t>2.</w:t>
       </w:r>
       <w:proofErr w:type="spellStart"/>
       <w:r>
@@ -1479,7 +2417,7 @@
           <w:szCs w:val="28"/>
           <w:lang w:val="en-US" w:eastAsia="ru-RU"/>
         </w:rPr>
-        <w:t>int</w:t>
+        <w:t>nums</w:t>
       </w:r>
       <w:proofErr w:type="spellEnd"/>
       <w:r>
@@ -1488,44 +2426,33 @@
           <w:color w:val="34343C"/>
           <w:sz w:val="28"/>
           <w:szCs w:val="28"/>
-          <w:lang w:val="en-US" w:eastAsia="ru-RU"/>
-        </w:rPr>
-        <w:t>[3] { 3, 4, 5 };</w:t>
-      </w:r>
-    </w:p>
-    <w:p>
-      <w:pPr>
-        <w:shd w:val="clear" w:color="auto" w:fill="FFFFFF"/>
-        <w:spacing w:after="0" w:line="240" w:lineRule="auto"/>
-        <w:rPr>
-          <w:rFonts w:ascii="Times New Roman" w:eastAsia="Times New Roman" w:hAnsi="Times New Roman" w:cs="Times New Roman"/>
-          <w:color w:val="34343C"/>
-          <w:sz w:val="28"/>
-          <w:szCs w:val="28"/>
-          <w:lang w:val="en-US" w:eastAsia="ru-RU"/>
-        </w:rPr>
-      </w:pPr>
-      <w:proofErr w:type="gramStart"/>
-      <w:r>
-        <w:rPr>
-          <w:rFonts w:ascii="Times New Roman" w:eastAsia="Times New Roman" w:hAnsi="Times New Roman" w:cs="Times New Roman"/>
-          <w:color w:val="34343C"/>
-          <w:sz w:val="28"/>
-          <w:szCs w:val="28"/>
-          <w:lang w:val="en-US" w:eastAsia="ru-RU"/>
-        </w:rPr>
-        <w:t>4nums[</w:t>
-      </w:r>
-      <w:proofErr w:type="gramEnd"/>
-      <w:r>
-        <w:rPr>
-          <w:rFonts w:ascii="Times New Roman" w:eastAsia="Times New Roman" w:hAnsi="Times New Roman" w:cs="Times New Roman"/>
-          <w:color w:val="34343C"/>
-          <w:sz w:val="28"/>
-          <w:szCs w:val="28"/>
-          <w:lang w:val="en-US" w:eastAsia="ru-RU"/>
-        </w:rPr>
-        <w:t xml:space="preserve">2] = new </w:t>
+          <w:lang w:eastAsia="ru-RU"/>
+        </w:rPr>
+        <w:t>[2, 1]</w:t>
+      </w:r>
+    </w:p>
+    <w:p>
+      <w:pPr>
+        <w:shd w:val="clear" w:color="auto" w:fill="FFFFFF"/>
+        <w:spacing w:after="0" w:line="240" w:lineRule="auto"/>
+        <w:rPr>
+          <w:rFonts w:ascii="Times New Roman" w:eastAsia="Times New Roman" w:hAnsi="Times New Roman" w:cs="Times New Roman"/>
+          <w:color w:val="34343C"/>
+          <w:sz w:val="28"/>
+          <w:szCs w:val="28"/>
+          <w:lang w:eastAsia="ru-RU"/>
+        </w:rPr>
+      </w:pPr>
+      <w:r>
+        <w:rPr>
+          <w:rFonts w:ascii="Times New Roman" w:eastAsia="Times New Roman" w:hAnsi="Times New Roman" w:cs="Times New Roman"/>
+          <w:color w:val="34343C"/>
+          <w:sz w:val="28"/>
+          <w:szCs w:val="28"/>
+          <w:highlight w:val="green"/>
+          <w:lang w:eastAsia="ru-RU"/>
+        </w:rPr>
+        <w:t>3.</w:t>
       </w:r>
       <w:proofErr w:type="spellStart"/>
       <w:r>
@@ -1534,9 +2461,10 @@
           <w:color w:val="34343C"/>
           <w:sz w:val="28"/>
           <w:szCs w:val="28"/>
-          <w:lang w:val="en-US" w:eastAsia="ru-RU"/>
-        </w:rPr>
-        <w:t>int</w:t>
+          <w:highlight w:val="green"/>
+          <w:lang w:val="en-US" w:eastAsia="ru-RU"/>
+        </w:rPr>
+        <w:t>nums</w:t>
       </w:r>
       <w:proofErr w:type="spellEnd"/>
       <w:r>
@@ -1545,173 +2473,8 @@
           <w:color w:val="34343C"/>
           <w:sz w:val="28"/>
           <w:szCs w:val="28"/>
-          <w:lang w:val="en-US" w:eastAsia="ru-RU"/>
-        </w:rPr>
-        <w:t>[5] { 6, 7, 8, 9, 10 };</w:t>
-      </w:r>
-    </w:p>
-    <w:p>
-      <w:pPr>
-        <w:shd w:val="clear" w:color="auto" w:fill="FFFFFF"/>
-        <w:spacing w:after="0" w:line="240" w:lineRule="auto"/>
-        <w:rPr>
-          <w:rFonts w:ascii="Times New Roman" w:eastAsia="Times New Roman" w:hAnsi="Times New Roman" w:cs="Times New Roman"/>
-          <w:color w:val="34343C"/>
-          <w:sz w:val="28"/>
-          <w:szCs w:val="28"/>
-          <w:lang w:val="en-US" w:eastAsia="ru-RU"/>
-        </w:rPr>
-      </w:pPr>
-    </w:p>
-    <w:p>
-      <w:pPr>
-        <w:shd w:val="clear" w:color="auto" w:fill="FFFFFF"/>
-        <w:spacing w:after="0" w:line="240" w:lineRule="auto"/>
-        <w:rPr>
-          <w:rFonts w:ascii="Times New Roman" w:eastAsia="Times New Roman" w:hAnsi="Times New Roman" w:cs="Times New Roman"/>
-          <w:color w:val="34343C"/>
-          <w:sz w:val="28"/>
-          <w:szCs w:val="28"/>
-          <w:lang w:eastAsia="ru-RU"/>
-        </w:rPr>
-      </w:pPr>
-      <w:r>
-        <w:rPr>
-          <w:rFonts w:ascii="Times New Roman" w:eastAsia="Times New Roman" w:hAnsi="Times New Roman" w:cs="Times New Roman"/>
-          <w:color w:val="34343C"/>
-          <w:sz w:val="28"/>
-          <w:szCs w:val="28"/>
-          <w:lang w:eastAsia="ru-RU"/>
-        </w:rPr>
-        <w:t>Каким образом мы можем обратиться к числу 7 в этом массиве?</w:t>
-      </w:r>
-    </w:p>
-    <w:p>
-      <w:pPr>
-        <w:shd w:val="clear" w:color="auto" w:fill="FFFFFF"/>
-        <w:spacing w:after="0" w:line="240" w:lineRule="auto"/>
-        <w:rPr>
-          <w:rFonts w:ascii="Times New Roman" w:eastAsia="Times New Roman" w:hAnsi="Times New Roman" w:cs="Times New Roman"/>
-          <w:color w:val="34343C"/>
-          <w:sz w:val="28"/>
-          <w:szCs w:val="28"/>
-          <w:lang w:eastAsia="ru-RU"/>
-        </w:rPr>
-      </w:pPr>
-      <w:r>
-        <w:rPr>
-          <w:rFonts w:ascii="Times New Roman" w:eastAsia="Times New Roman" w:hAnsi="Times New Roman" w:cs="Times New Roman"/>
-          <w:color w:val="34343C"/>
-          <w:sz w:val="28"/>
-          <w:szCs w:val="28"/>
-          <w:lang w:eastAsia="ru-RU"/>
-        </w:rPr>
-        <w:t>Варианты ответов</w:t>
-      </w:r>
-    </w:p>
-    <w:p>
-      <w:pPr>
-        <w:shd w:val="clear" w:color="auto" w:fill="FFFFFF"/>
-        <w:spacing w:after="0" w:line="240" w:lineRule="auto"/>
-        <w:rPr>
-          <w:rFonts w:ascii="Times New Roman" w:eastAsia="Times New Roman" w:hAnsi="Times New Roman" w:cs="Times New Roman"/>
-          <w:color w:val="34343C"/>
-          <w:sz w:val="28"/>
-          <w:szCs w:val="28"/>
-          <w:lang w:val="en-US" w:eastAsia="ru-RU"/>
-        </w:rPr>
-      </w:pPr>
-      <w:proofErr w:type="gramStart"/>
-      <w:r>
-        <w:rPr>
-          <w:rFonts w:ascii="Times New Roman" w:eastAsia="Times New Roman" w:hAnsi="Times New Roman" w:cs="Times New Roman"/>
-          <w:color w:val="34343C"/>
-          <w:sz w:val="28"/>
-          <w:szCs w:val="28"/>
-          <w:lang w:val="en-US" w:eastAsia="ru-RU"/>
-        </w:rPr>
-        <w:t>1.nums</w:t>
-      </w:r>
-      <w:proofErr w:type="gramEnd"/>
-      <w:r>
-        <w:rPr>
-          <w:rFonts w:ascii="Times New Roman" w:eastAsia="Times New Roman" w:hAnsi="Times New Roman" w:cs="Times New Roman"/>
-          <w:color w:val="34343C"/>
-          <w:sz w:val="28"/>
-          <w:szCs w:val="28"/>
-          <w:lang w:val="en-US" w:eastAsia="ru-RU"/>
-        </w:rPr>
-        <w:t>[7]</w:t>
-      </w:r>
-    </w:p>
-    <w:p>
-      <w:pPr>
-        <w:shd w:val="clear" w:color="auto" w:fill="FFFFFF"/>
-        <w:spacing w:after="0" w:line="240" w:lineRule="auto"/>
-        <w:rPr>
-          <w:rFonts w:ascii="Times New Roman" w:eastAsia="Times New Roman" w:hAnsi="Times New Roman" w:cs="Times New Roman"/>
-          <w:color w:val="34343C"/>
-          <w:sz w:val="28"/>
-          <w:szCs w:val="28"/>
-          <w:lang w:val="en-US" w:eastAsia="ru-RU"/>
-        </w:rPr>
-      </w:pPr>
-      <w:proofErr w:type="gramStart"/>
-      <w:r>
-        <w:rPr>
-          <w:rFonts w:ascii="Times New Roman" w:eastAsia="Times New Roman" w:hAnsi="Times New Roman" w:cs="Times New Roman"/>
-          <w:color w:val="34343C"/>
-          <w:sz w:val="28"/>
-          <w:szCs w:val="28"/>
-          <w:lang w:val="en-US" w:eastAsia="ru-RU"/>
-        </w:rPr>
-        <w:t>2.nums</w:t>
-      </w:r>
-      <w:proofErr w:type="gramEnd"/>
-      <w:r>
-        <w:rPr>
-          <w:rFonts w:ascii="Times New Roman" w:eastAsia="Times New Roman" w:hAnsi="Times New Roman" w:cs="Times New Roman"/>
-          <w:color w:val="34343C"/>
-          <w:sz w:val="28"/>
-          <w:szCs w:val="28"/>
-          <w:lang w:val="en-US" w:eastAsia="ru-RU"/>
-        </w:rPr>
-        <w:t>[2, 1]</w:t>
-      </w:r>
-    </w:p>
-    <w:p>
-      <w:pPr>
-        <w:shd w:val="clear" w:color="auto" w:fill="FFFFFF"/>
-        <w:spacing w:after="0" w:line="240" w:lineRule="auto"/>
-        <w:rPr>
-          <w:rFonts w:ascii="Times New Roman" w:eastAsia="Times New Roman" w:hAnsi="Times New Roman" w:cs="Times New Roman"/>
-          <w:color w:val="34343C"/>
-          <w:sz w:val="28"/>
-          <w:szCs w:val="28"/>
-          <w:lang w:val="en-US" w:eastAsia="ru-RU"/>
-        </w:rPr>
-      </w:pPr>
-      <w:proofErr w:type="gramStart"/>
-      <w:r>
-        <w:rPr>
-          <w:rFonts w:ascii="Times New Roman" w:eastAsia="Times New Roman" w:hAnsi="Times New Roman" w:cs="Times New Roman"/>
-          <w:color w:val="34343C"/>
-          <w:sz w:val="28"/>
-          <w:szCs w:val="28"/>
           <w:highlight w:val="green"/>
-          <w:lang w:val="en-US" w:eastAsia="ru-RU"/>
-        </w:rPr>
-        <w:t>3.nums</w:t>
-      </w:r>
-      <w:proofErr w:type="gramEnd"/>
-      <w:r>
-        <w:rPr>
-          <w:rFonts w:ascii="Times New Roman" w:eastAsia="Times New Roman" w:hAnsi="Times New Roman" w:cs="Times New Roman"/>
-          <w:color w:val="34343C"/>
-          <w:sz w:val="28"/>
-          <w:szCs w:val="28"/>
-          <w:highlight w:val="green"/>
-          <w:lang w:val="en-US" w:eastAsia="ru-RU"/>
+          <w:lang w:eastAsia="ru-RU"/>
         </w:rPr>
         <w:t>[2][1]</w:t>
       </w:r>
@@ -1817,7 +2580,7 @@
           <w:color w:val="34343C"/>
           <w:sz w:val="28"/>
           <w:szCs w:val="28"/>
-          <w:lang w:val="en-US" w:eastAsia="ru-RU"/>
+          <w:lang w:eastAsia="ru-RU"/>
         </w:rPr>
       </w:pPr>
       <w:proofErr w:type="gramStart"/>
@@ -1829,6 +2592,7 @@
           <w:szCs w:val="28"/>
           <w:lang w:val="en-US" w:eastAsia="ru-RU"/>
         </w:rPr>
+        <w:lastRenderedPageBreak/>
         <w:t>6</w:t>
       </w:r>
       <w:r>
@@ -1863,6 +2627,164 @@
           <w:lang w:val="en-US" w:eastAsia="ru-RU"/>
         </w:rPr>
         <w:t>[3][3]</w:t>
+      </w:r>
+    </w:p>
+    <w:p>
+      <w:pPr>
+        <w:shd w:val="clear" w:color="auto" w:fill="FFFFFF"/>
+        <w:spacing w:after="0" w:line="240" w:lineRule="auto"/>
+        <w:rPr>
+          <w:rFonts w:ascii="Times New Roman" w:eastAsia="Times New Roman" w:hAnsi="Times New Roman" w:cs="Times New Roman"/>
+          <w:color w:val="34343C"/>
+          <w:sz w:val="28"/>
+          <w:szCs w:val="28"/>
+          <w:lang w:eastAsia="ru-RU"/>
+        </w:rPr>
+      </w:pPr>
+    </w:p>
+    <w:p>
+      <w:pPr>
+        <w:pStyle w:val="1"/>
+        <w:rPr>
+          <w:rFonts w:eastAsia="Times New Roman"/>
+          <w:lang w:eastAsia="ru-RU"/>
+        </w:rPr>
+      </w:pPr>
+      <w:r>
+        <w:rPr>
+          <w:rFonts w:eastAsia="Times New Roman"/>
+          <w:lang w:eastAsia="ru-RU"/>
+        </w:rPr>
+        <w:t>Практическая часть</w:t>
+      </w:r>
+    </w:p>
+    <w:p>
+      <w:pPr>
+        <w:rPr>
+          <w:lang w:eastAsia="ru-RU"/>
+        </w:rPr>
+      </w:pPr>
+      <w:r>
+        <w:rPr>
+          <w:noProof/>
+          <w:lang w:eastAsia="ru-RU"/>
+        </w:rPr>
+        <w:drawing>
+          <wp:inline distT="0" distB="0" distL="0" distR="0">
+            <wp:extent cx="5940425" cy="4720634"/>
+            <wp:effectExtent l="19050" t="0" r="3175" b="0"/>
+            <wp:docPr id="2" name="Рисунок 1"/>
+            <wp:cNvGraphicFramePr>
+              <a:graphicFrameLocks xmlns:a="http://schemas.openxmlformats.org/drawingml/2006/main" noChangeAspect="1"/>
+            </wp:cNvGraphicFramePr>
+            <a:graphic xmlns:a="http://schemas.openxmlformats.org/drawingml/2006/main">
+              <a:graphicData uri="http://schemas.openxmlformats.org/drawingml/2006/picture">
+                <pic:pic xmlns:pic="http://schemas.openxmlformats.org/drawingml/2006/picture">
+                  <pic:nvPicPr>
+                    <pic:cNvPr id="0" name="Picture 1"/>
+                    <pic:cNvPicPr>
+                      <a:picLocks noChangeAspect="1" noChangeArrowheads="1"/>
+                    </pic:cNvPicPr>
+                  </pic:nvPicPr>
+                  <pic:blipFill>
+                    <a:blip r:embed="rId5" cstate="print"/>
+                    <a:srcRect/>
+                    <a:stretch>
+                      <a:fillRect/>
+                    </a:stretch>
+                  </pic:blipFill>
+                  <pic:spPr bwMode="auto">
+                    <a:xfrm>
+                      <a:off x="0" y="0"/>
+                      <a:ext cx="5940425" cy="4720634"/>
+                    </a:xfrm>
+                    <a:prstGeom prst="rect">
+                      <a:avLst/>
+                    </a:prstGeom>
+                    <a:noFill/>
+                    <a:ln w="9525">
+                      <a:noFill/>
+                      <a:miter lim="800000"/>
+                      <a:headEnd/>
+                      <a:tailEnd/>
+                    </a:ln>
+                  </pic:spPr>
+                </pic:pic>
+              </a:graphicData>
+            </a:graphic>
+          </wp:inline>
+        </w:drawing>
+      </w:r>
+    </w:p>
+    <w:p>
+      <w:pPr>
+        <w:rPr>
+          <w:lang w:eastAsia="ru-RU"/>
+        </w:rPr>
+      </w:pPr>
+      <w:r>
+        <w:rPr>
+          <w:lang w:eastAsia="ru-RU"/>
+        </w:rPr>
+        <w:t>Результат:</w:t>
+      </w:r>
+    </w:p>
+    <w:p>
+      <w:pPr>
+        <w:rPr>
+          <w:lang w:eastAsia="ru-RU"/>
+        </w:rPr>
+      </w:pPr>
+      <w:r>
+        <w:rPr>
+          <w:noProof/>
+          <w:lang w:eastAsia="ru-RU"/>
+        </w:rPr>
+        <w:drawing>
+          <wp:inline distT="0" distB="0" distL="0" distR="0">
+            <wp:extent cx="5940425" cy="680494"/>
+            <wp:effectExtent l="19050" t="0" r="3175" b="0"/>
+            <wp:docPr id="4" name="Рисунок 4"/>
+            <wp:cNvGraphicFramePr>
+              <a:graphicFrameLocks xmlns:a="http://schemas.openxmlformats.org/drawingml/2006/main" noChangeAspect="1"/>
+            </wp:cNvGraphicFramePr>
+            <a:graphic xmlns:a="http://schemas.openxmlformats.org/drawingml/2006/main">
+              <a:graphicData uri="http://schemas.openxmlformats.org/drawingml/2006/picture">
+                <pic:pic xmlns:pic="http://schemas.openxmlformats.org/drawingml/2006/picture">
+                  <pic:nvPicPr>
+                    <pic:cNvPr id="0" name="Picture 4"/>
+                    <pic:cNvPicPr>
+                      <a:picLocks noChangeAspect="1" noChangeArrowheads="1"/>
+                    </pic:cNvPicPr>
+                  </pic:nvPicPr>
+                  <pic:blipFill>
+                    <a:blip r:embed="rId6" cstate="print"/>
+                    <a:srcRect/>
+                    <a:stretch>
+                      <a:fillRect/>
+                    </a:stretch>
+                  </pic:blipFill>
+                  <pic:spPr bwMode="auto">
+                    <a:xfrm>
+                      <a:off x="0" y="0"/>
+                      <a:ext cx="5940425" cy="680494"/>
+                    </a:xfrm>
+                    <a:prstGeom prst="rect">
+                      <a:avLst/>
+                    </a:prstGeom>
+                    <a:noFill/>
+                    <a:ln w="9525">
+                      <a:noFill/>
+                      <a:miter lim="800000"/>
+                      <a:headEnd/>
+                      <a:tailEnd/>
+                    </a:ln>
+                  </pic:spPr>
+                </pic:pic>
+              </a:graphicData>
+            </a:graphic>
+          </wp:inline>
+        </w:drawing>
       </w:r>
     </w:p>
     <w:p>
@@ -2046,6 +2968,29 @@
     <w:qFormat/>
     <w:rsid w:val="00200FB5"/>
   </w:style>
+  <w:style w:type="paragraph" w:styleId="1">
+    <w:name w:val="heading 1"/>
+    <w:basedOn w:val="a"/>
+    <w:next w:val="a"/>
+    <w:link w:val="10"/>
+    <w:uiPriority w:val="9"/>
+    <w:qFormat/>
+    <w:rsid w:val="00F31A11"/>
+    <w:pPr>
+      <w:keepNext/>
+      <w:keepLines/>
+      <w:spacing w:before="480" w:after="0"/>
+      <w:jc w:val="center"/>
+      <w:outlineLvl w:val="0"/>
+    </w:pPr>
+    <w:rPr>
+      <w:rFonts w:ascii="Times New Roman" w:eastAsiaTheme="majorEastAsia" w:hAnsi="Times New Roman" w:cstheme="majorBidi"/>
+      <w:b/>
+      <w:bCs/>
+      <w:sz w:val="36"/>
+      <w:szCs w:val="28"/>
+    </w:rPr>
+  </w:style>
   <w:style w:type="character" w:default="1" w:styleId="a0">
     <w:name w:val="Default Paragraph Font"/>
     <w:uiPriority w:val="1"/>
@@ -2073,6 +3018,50 @@
     <w:uiPriority w:val="99"/>
     <w:semiHidden/>
     <w:unhideWhenUsed/>
+  </w:style>
+  <w:style w:type="paragraph" w:styleId="a3">
+    <w:name w:val="Balloon Text"/>
+    <w:basedOn w:val="a"/>
+    <w:link w:val="a4"/>
+    <w:uiPriority w:val="99"/>
+    <w:semiHidden/>
+    <w:unhideWhenUsed/>
+    <w:rsid w:val="00F31A11"/>
+    <w:pPr>
+      <w:spacing w:after="0" w:line="240" w:lineRule="auto"/>
+    </w:pPr>
+    <w:rPr>
+      <w:rFonts w:ascii="Tahoma" w:hAnsi="Tahoma" w:cs="Tahoma"/>
+      <w:sz w:val="16"/>
+      <w:szCs w:val="16"/>
+    </w:rPr>
+  </w:style>
+  <w:style w:type="character" w:customStyle="1" w:styleId="a4">
+    <w:name w:val="Текст выноски Знак"/>
+    <w:basedOn w:val="a0"/>
+    <w:link w:val="a3"/>
+    <w:uiPriority w:val="99"/>
+    <w:semiHidden/>
+    <w:rsid w:val="00F31A11"/>
+    <w:rPr>
+      <w:rFonts w:ascii="Tahoma" w:hAnsi="Tahoma" w:cs="Tahoma"/>
+      <w:sz w:val="16"/>
+      <w:szCs w:val="16"/>
+    </w:rPr>
+  </w:style>
+  <w:style w:type="character" w:customStyle="1" w:styleId="10">
+    <w:name w:val="Заголовок 1 Знак"/>
+    <w:basedOn w:val="a0"/>
+    <w:link w:val="1"/>
+    <w:uiPriority w:val="9"/>
+    <w:rsid w:val="00F31A11"/>
+    <w:rPr>
+      <w:rFonts w:ascii="Times New Roman" w:eastAsiaTheme="majorEastAsia" w:hAnsi="Times New Roman" w:cstheme="majorBidi"/>
+      <w:b/>
+      <w:bCs/>
+      <w:sz w:val="36"/>
+      <w:szCs w:val="28"/>
+    </w:rPr>
   </w:style>
 </w:styles>
 </file>
